--- a/Anexos/Teoría Celda de Carga_2.docx
+++ b/Anexos/Teoría Celda de Carga_2.docx
@@ -264,8 +264,6 @@
           </wp:inline>
         </w:drawing>
       </w:r>
-      <w:bookmarkStart w:id="0" w:name="_GoBack"/>
-      <w:bookmarkEnd w:id="0"/>
     </w:p>
     <w:p>
       <w:pPr>
@@ -469,7 +467,6 @@
             <w:insideH w:val="none" w:color="auto" w:sz="0" w:space="0"/>
             <w:insideV w:val="none" w:color="auto" w:sz="0" w:space="0"/>
           </w:tblBorders>
-          <w:shd w:val="clear"/>
           <w:tblCellMar>
             <w:top w:w="15" w:type="dxa"/>
             <w:left w:w="15" w:type="dxa"/>
@@ -973,37 +970,14 @@
     </w:tbl>
     <w:p>
       <w:pPr>
-        <w:pStyle w:val="4"/>
-        <w:keepNext w:val="0"/>
-        <w:keepLines w:val="0"/>
-        <w:widowControl/>
-        <w:suppressLineNumbers w:val="0"/>
-        <w:bidi w:val="0"/>
-        <w:spacing w:before="0" w:beforeAutospacing="0" w:after="0" w:afterAutospacing="0" w:line="15" w:lineRule="atLeast"/>
-        <w:ind w:left="720"/>
-      </w:pPr>
-      <w:r>
-        <w:rPr>
-          <w:rFonts w:hint="default" w:ascii="Times New Roman" w:hAnsi="Times New Roman" w:cs="Times New Roman"/>
-          <w:i w:val="0"/>
-          <w:iCs w:val="0"/>
-          <w:color w:val="000000"/>
-          <w:sz w:val="22"/>
-          <w:szCs w:val="22"/>
-          <w:u w:val="none"/>
-          <w:vertAlign w:val="baseline"/>
-        </w:rPr>
-        <w:t>Tabla: </w:t>
-      </w:r>
-    </w:p>
-    <w:p>
-      <w:pPr>
         <w:keepNext w:val="0"/>
         <w:keepLines w:val="0"/>
         <w:widowControl/>
         <w:suppressLineNumbers w:val="0"/>
         <w:jc w:val="left"/>
       </w:pPr>
+      <w:bookmarkStart w:id="0" w:name="_GoBack"/>
+      <w:bookmarkEnd w:id="0"/>
     </w:p>
     <w:p/>
     <w:sectPr>
